--- a/docs/Compose1/apuntCompose.docx
+++ b/docs/Compose1/apuntCompose.docx
@@ -4,18 +4,310 @@
   <w:body>
     <w:p>
       <w:r>
-        <w:t>Obrim un empty. Al mig a dalt.</w:t>
+        <w:t xml:space="preserve">Obrim un </w:t>
+      </w:r>
+      <w:proofErr w:type="spellStart"/>
+      <w:r>
+        <w:t>empty</w:t>
+      </w:r>
+      <w:proofErr w:type="spellEnd"/>
+      <w:r>
+        <w:t>. Al mig a dalt.</w:t>
       </w:r>
     </w:p>
     <w:p/>
     <w:p>
+      <w:proofErr w:type="spellStart"/>
       <w:r>
         <w:t>LazyColumn</w:t>
       </w:r>
-    </w:p>
-    <w:p>
-      <w:r>
-        <w:t>Es una mica com un recyclerview</w:t>
+      <w:proofErr w:type="spellEnd"/>
+    </w:p>
+    <w:p>
+      <w:r>
+        <w:t xml:space="preserve">Es una mica com un </w:t>
+      </w:r>
+      <w:proofErr w:type="spellStart"/>
+      <w:r>
+        <w:t>recyclerview</w:t>
+      </w:r>
+      <w:proofErr w:type="spellEnd"/>
+    </w:p>
+    <w:p>
+      <w:r>
+        <w:t>S’han de fer els càlculs</w:t>
+      </w:r>
+    </w:p>
+    <w:p>
+      <w:proofErr w:type="spellStart"/>
+      <w:r>
+        <w:t>Recomposicio</w:t>
+      </w:r>
+      <w:proofErr w:type="spellEnd"/>
+      <w:r>
+        <w:t xml:space="preserve">, quan canvia d’estat </w:t>
+      </w:r>
+      <w:proofErr w:type="spellStart"/>
+      <w:r>
+        <w:t>compose</w:t>
+      </w:r>
+      <w:proofErr w:type="spellEnd"/>
+      <w:r>
+        <w:t xml:space="preserve"> torna a redefinir.</w:t>
+      </w:r>
+    </w:p>
+    <w:p>
+      <w:r>
+        <w:t>Estat observable. És un element que estem pendent que ha de canviar.</w:t>
+      </w:r>
+    </w:p>
+    <w:p>
+      <w:r>
+        <w:t>I això afecta a la ui.</w:t>
+      </w:r>
+    </w:p>
+    <w:p>
+      <w:r>
+        <w:t xml:space="preserve">Quan el </w:t>
+      </w:r>
+      <w:proofErr w:type="spellStart"/>
+      <w:r>
+        <w:t>value</w:t>
+      </w:r>
+      <w:proofErr w:type="spellEnd"/>
+      <w:r>
+        <w:t xml:space="preserve"> canvia, llavors regenera les parts. </w:t>
+      </w:r>
+      <w:proofErr w:type="spellStart"/>
+      <w:r>
+        <w:t>Aixo</w:t>
+      </w:r>
+      <w:proofErr w:type="spellEnd"/>
+      <w:r>
+        <w:t xml:space="preserve"> ho fa el </w:t>
+      </w:r>
+      <w:proofErr w:type="spellStart"/>
+      <w:r>
+        <w:t>compose</w:t>
+      </w:r>
+      <w:proofErr w:type="spellEnd"/>
+    </w:p>
+    <w:p>
+      <w:proofErr w:type="spellStart"/>
+      <w:r>
+        <w:t>Remember</w:t>
+      </w:r>
+      <w:proofErr w:type="spellEnd"/>
+      <w:r>
+        <w:t xml:space="preserve">, s’ha de anar fent perquè recordi el valor que hi havia, va acumulant els canvis que es van fent amb les </w:t>
+      </w:r>
+      <w:proofErr w:type="spellStart"/>
+      <w:r>
+        <w:t>recomposiscions</w:t>
+      </w:r>
+      <w:proofErr w:type="spellEnd"/>
+    </w:p>
+    <w:p/>
+    <w:p>
+      <w:r>
+        <w:t xml:space="preserve">Repassar: </w:t>
+      </w:r>
+      <w:proofErr w:type="spellStart"/>
+      <w:r>
+        <w:t>Recomposicio</w:t>
+      </w:r>
+      <w:proofErr w:type="spellEnd"/>
+      <w:r>
+        <w:t xml:space="preserve">, </w:t>
+      </w:r>
+      <w:proofErr w:type="spellStart"/>
+      <w:r>
+        <w:t>Value</w:t>
+      </w:r>
+      <w:proofErr w:type="spellEnd"/>
+      <w:r>
+        <w:t xml:space="preserve">, </w:t>
+      </w:r>
+      <w:proofErr w:type="spellStart"/>
+      <w:r>
+        <w:t>Remember</w:t>
+      </w:r>
+      <w:proofErr w:type="spellEnd"/>
+      <w:r>
+        <w:t xml:space="preserve">, </w:t>
+      </w:r>
+      <w:proofErr w:type="spellStart"/>
+      <w:r>
+        <w:t>MutableStateOf</w:t>
+      </w:r>
+      <w:proofErr w:type="spellEnd"/>
+      <w:r>
+        <w:t>()</w:t>
+      </w:r>
+    </w:p>
+    <w:p>
+      <w:r>
+        <w:t>Lu de dins del set content es borra</w:t>
+      </w:r>
+    </w:p>
+    <w:p>
+      <w:r>
+        <w:t>El mutable es perquè ho miri</w:t>
+      </w:r>
+    </w:p>
+    <w:p>
+      <w:proofErr w:type="spellStart"/>
+      <w:r>
+        <w:t>RememberSavable</w:t>
+      </w:r>
+      <w:proofErr w:type="spellEnd"/>
+      <w:r>
+        <w:t xml:space="preserve"> serveix perquè al girar la pantalla es conservi el </w:t>
+      </w:r>
+      <w:proofErr w:type="spellStart"/>
+      <w:r>
+        <w:t>remember</w:t>
+      </w:r>
+      <w:proofErr w:type="spellEnd"/>
+    </w:p>
+    <w:p/>
+    <w:p/>
+    <w:p>
+      <w:r>
+        <w:t>@Composable</w:t>
+      </w:r>
+    </w:p>
+    <w:p>
+      <w:proofErr w:type="spellStart"/>
+      <w:r>
+        <w:t>fun</w:t>
+      </w:r>
+      <w:proofErr w:type="spellEnd"/>
+      <w:r>
+        <w:t xml:space="preserve"> </w:t>
+      </w:r>
+      <w:proofErr w:type="spellStart"/>
+      <w:r>
+        <w:t>Counter</w:t>
+      </w:r>
+      <w:proofErr w:type="spellEnd"/>
+      <w:r>
+        <w:t>()</w:t>
+      </w:r>
+    </w:p>
+    <w:p>
+      <w:r>
+        <w:t xml:space="preserve">var comptador </w:t>
+      </w:r>
+      <w:proofErr w:type="spellStart"/>
+      <w:r>
+        <w:t>by</w:t>
+      </w:r>
+      <w:proofErr w:type="spellEnd"/>
+      <w:r>
+        <w:t xml:space="preserve"> </w:t>
+      </w:r>
+      <w:proofErr w:type="spellStart"/>
+      <w:r>
+        <w:t>remember</w:t>
+      </w:r>
+      <w:proofErr w:type="spellEnd"/>
+      <w:r>
+        <w:t xml:space="preserve"> {</w:t>
+      </w:r>
+      <w:proofErr w:type="spellStart"/>
+      <w:r>
+        <w:t>mutableStateOf</w:t>
+      </w:r>
+      <w:proofErr w:type="spellEnd"/>
+      <w:r>
+        <w:t>(0)}</w:t>
+      </w:r>
+    </w:p>
+    <w:p>
+      <w:proofErr w:type="spellStart"/>
+      <w:r>
+        <w:t>Column</w:t>
+      </w:r>
+      <w:proofErr w:type="spellEnd"/>
+      <w:r>
+        <w:t>{</w:t>
+      </w:r>
+    </w:p>
+    <w:p>
+      <w:r>
+        <w:t>Text(text=”comptador: ${comptador}”)</w:t>
+      </w:r>
+    </w:p>
+    <w:p>
+      <w:proofErr w:type="spellStart"/>
+      <w:r>
+        <w:t>Button</w:t>
+      </w:r>
+      <w:proofErr w:type="spellEnd"/>
+      <w:r>
+        <w:t>(</w:t>
+      </w:r>
+      <w:proofErr w:type="spellStart"/>
+      <w:r>
+        <w:t>onClick</w:t>
+      </w:r>
+      <w:proofErr w:type="spellEnd"/>
+      <w:r>
+        <w:t>={comptador++}){</w:t>
+      </w:r>
+    </w:p>
+    <w:p>
+      <w:r>
+        <w:t>Text(“Afegir”)</w:t>
+      </w:r>
+    </w:p>
+    <w:p/>
+    <w:p/>
+    <w:p>
+      <w:r>
+        <w:t xml:space="preserve">Afegir als imports el </w:t>
+      </w:r>
+      <w:proofErr w:type="spellStart"/>
+      <w:r>
+        <w:t>keval</w:t>
+      </w:r>
+      <w:proofErr w:type="spellEnd"/>
+    </w:p>
+    <w:p/>
+    <w:p>
+      <w:hyperlink r:id="rId4" w:history="1">
+        <w:r>
+          <w:rPr>
+            <w:rStyle w:val="Hipervnculo"/>
+          </w:rPr>
+          <w:t>https://github.com/cristianjimenezhernandezdev/Android_Programacio_DAM2b/tree/c4bdbae44849a1ae42cd731dbbd0a3b9c19c3006/T2_Compose_1</w:t>
+        </w:r>
+      </w:hyperlink>
+    </w:p>
+    <w:p/>
+    <w:p>
+      <w:hyperlink r:id="rId5" w:history="1">
+        <w:r>
+          <w:rPr>
+            <w:rStyle w:val="Hipervnculo"/>
+          </w:rPr>
+          <w:t>https://github.com/cristianjimenezhernandezdev/Android_Programacio_DAM2b.git</w:t>
+        </w:r>
+      </w:hyperlink>
+    </w:p>
+    <w:p/>
+    <w:p>
+      <w:hyperlink r:id="rId6" w:history="1">
+        <w:r>
+          <w:rPr>
+            <w:rStyle w:val="Hipervnculo"/>
+          </w:rPr>
+          <w:t>https://github.com/cristianjimenezhernandezdev/CalculadoraCompose.git</w:t>
+        </w:r>
+      </w:hyperlink>
+      <w:r>
+        <w:t xml:space="preserve"> </w:t>
       </w:r>
     </w:p>
     <w:sectPr>
@@ -457,6 +749,29 @@
     <w:semiHidden/>
     <w:unhideWhenUsed/>
   </w:style>
+  <w:style w:type="character" w:styleId="Hipervnculo">
+    <w:name w:val="Hyperlink"/>
+    <w:basedOn w:val="Fuentedeprrafopredeter"/>
+    <w:uiPriority w:val="99"/>
+    <w:unhideWhenUsed/>
+    <w:rsid w:val="00895ACE"/>
+    <w:rPr>
+      <w:color w:val="0563C1" w:themeColor="hyperlink"/>
+      <w:u w:val="single"/>
+    </w:rPr>
+  </w:style>
+  <w:style w:type="character" w:styleId="Mencinsinresolver">
+    <w:name w:val="Unresolved Mention"/>
+    <w:basedOn w:val="Fuentedeprrafopredeter"/>
+    <w:uiPriority w:val="99"/>
+    <w:semiHidden/>
+    <w:unhideWhenUsed/>
+    <w:rsid w:val="00895ACE"/>
+    <w:rPr>
+      <w:color w:val="605E5C"/>
+      <w:shd w:val="clear" w:color="auto" w:fill="E1DFDD"/>
+    </w:rPr>
+  </w:style>
 </w:styles>
 </file>
 
